--- a/swh/docx/013.content.docx
+++ b/swh/docx/013.content.docx
@@ -150,26 +150,6 @@
           <w:lang w:val="sw_KE" w:bidi="sw_KE"/>
         </w:rPr>
         <w:t>K</w:t>
-      </w:r>
-      <w:r>
-        <w:rPr>
-          <w:lang w:val="sw_KE" w:bidi="sw_KE"/>
-        </w:rPr>
-      </w:r>
-    </w:p>
-    <w:p>
-      <w:pPr/>
-      <w:r>
-        <w:rPr>
-          <w:lang w:val="sw_KE" w:bidi="sw_KE"/>
-        </w:rPr>
-      </w:r>
-      <w:r>
-        <w:rPr>
-          <w:i/>
-          <w:lang w:val="sw_KE" w:bidi="sw_KE"/>
-        </w:rPr>
-        <w:t>Kanisa, Kanisa kama hekalu la Mungu, Kanisa kama Mwili Hai na Mwenye Uhai, Kanuni za Sheria za Kale, Karamu ya Kimasihi, Kaya, Kazi na Ufadhili, Kazi ya Roho Mtakatifu, Kiburi na Unyenyekevu, Kifo, Kuamini Nguvu za Binadamu, Kuanguka kwa Utamaduni, Kuasiliana na Wafu, Kubaki katika Kristo, Kuelewa Ayubu, Kuelewa Maana ya Uhamisho, Kufurahia Zawadi za Mungu, Kuhubiri kwa Umati Mgumu, Kuishi kwa Kristo, Kuja kwa Bwana kama Hakimu, Kuja kwa Roho wa Mungu, Kuja kwa Ufalme wa Mungu, Kujitolea Kikamilifu, Kukamilika kwa Hekalu la Pili, Kukataa Haki, Kula Pamoja, Kumfuata Yesu, Kumilikiwa na Kristo, Kumjua Mungu, Kumshinda Shetani, Kumwamini Mungu katika Isaya, Kumwamini Mungu katika Zaburi, Kuogopa Watu, Kupaa kwa Yesu, Kupitisha Mamlaka na Wajibu kwa Kiongozi Mpya, Kurithi Ardhi, Kurudi kwa Bwana, Kurudi kwa Uwepo wa Mungu na Watu Wake, Kusema, Kushughulikia Migogoro, Kusudi la agano la Sinai, Kusudi la Hukumu, Kutafuta Bwana, Kuteseka katika Kumfuata Mungu, Kutoa Kikristo, Kutoelewana katika injili ya Yohana, Kutoka kama Historia, Kutokuwa na hatia kwa Ayubu, Kuvunja Utakatifu, Kuwabudu Malaika, Kuwapenda Wengine, Kuzaliwa kwa Kristo, Kwa Imani</w:t>
       </w:r>
       <w:r>
         <w:rPr>

--- a/swh/docx/013.content.docx
+++ b/swh/docx/013.content.docx
@@ -19,7 +19,7 @@
         <w:rPr>
           <w:lang w:val="sw_KE" w:bidi="sw_KE"/>
         </w:rPr>
-        <w:t>Resource: Study Notes - Themes (Tyndale)</w:t>
+        <w:t>Resource: Tyndale Open Study Notes</w:t>
       </w:r>
       <w:r>
         <w:rPr>
@@ -112,7 +112,7 @@
         <w:rPr>
           <w:lang w:val="sw_KE" w:bidi="sw_KE"/>
         </w:rPr>
-        <w:t>Study Notes - Themes (Tyndale)</w:t>
+        <w:t>Tyndale Open Study Notes</w:t>
       </w:r>
     </w:p>
     <w:p>

--- a/swh/docx/013.content.docx
+++ b/swh/docx/013.content.docx
@@ -19,7 +19,7 @@
         <w:rPr>
           <w:lang w:val="sw_KE" w:bidi="sw_KE"/>
         </w:rPr>
-        <w:t>Resource: Tyndale Open Study Notes</w:t>
+        <w:t>Resource: Aquifer Open Study Notes (Themes)</w:t>
       </w:r>
       <w:r>
         <w:rPr>
@@ -112,7 +112,7 @@
         <w:rPr>
           <w:lang w:val="sw_KE" w:bidi="sw_KE"/>
         </w:rPr>
-        <w:t>Tyndale Open Study Notes</w:t>
+        <w:t>Aquifer Open Study Notes (Themes)</w:t>
       </w:r>
     </w:p>
     <w:p>

--- a/swh/docx/013.content.docx
+++ b/swh/docx/013.content.docx
@@ -259,36 +259,24 @@
         </w:rPr>
         <w:t>Kumbukumbu la Torati liliwaelezea watu wa Israeli kile ambacho Mungu alitarajia kutoka kwao. Agano liliwataka Waisraeli kumtii Mungu. Waisraeli walikubali kufanya hivyo (</w:t>
       </w:r>
-      <w:hyperlink r:id="rId13">
-        <w:r>
-          <w:rPr>
-            <w:lang w:val="sw_KE" w:bidi="sw_KE"/>
-          </w:rPr>
-          <w:rPr>
-            <w:color w:val="0000EE"/>
-            <w:u w:val="single"/>
-          </w:rPr>
-          <w:t>Kutoka 19:8</w:t>
-        </w:r>
-      </w:hyperlink>
+      <w:r>
+        <w:rPr>
+          <w:lang w:val="sw_KE" w:bidi="sw_KE"/>
+        </w:rPr>
+        <w:t>Kutoka 19:8</w:t>
+      </w:r>
       <w:r>
         <w:rPr>
           <w:lang w:val="sw_KE" w:bidi="sw_KE"/>
         </w:rPr>
         <w:t>). Sehemu ya laana na baraka inaeleza jinsi Mungu angezawadia utii na kuadhibu kutotii (</w:t>
       </w:r>
-      <w:hyperlink r:id="rId14">
-        <w:r>
-          <w:rPr>
-            <w:lang w:val="sw_KE" w:bidi="sw_KE"/>
-          </w:rPr>
-          <w:rPr>
-            <w:color w:val="0000EE"/>
-            <w:u w:val="single"/>
-          </w:rPr>
-          <w:t>Kumbukumbu la Torati 27:1–29:1</w:t>
-        </w:r>
-      </w:hyperlink>
+      <w:r>
+        <w:rPr>
+          <w:lang w:val="sw_KE" w:bidi="sw_KE"/>
+        </w:rPr>
+        <w:t>Kumbukumbu la Torati 27:1–29:1</w:t>
+      </w:r>
       <w:r>
         <w:rPr>
           <w:lang w:val="sw_KE" w:bidi="sw_KE"/>
@@ -323,18 +311,12 @@
         </w:rPr>
         <w:t>Mungu anasisitiza laana ili kuzingatia matokeo ya kufanya makosa. Maonyo ambayo Yesu alitoa kuhusu matukio ya baadaye yanahusiana na maonyo haya (</w:t>
       </w:r>
-      <w:hyperlink r:id="rId15">
-        <w:r>
-          <w:rPr>
-            <w:lang w:val="sw_KE" w:bidi="sw_KE"/>
-          </w:rPr>
-          <w:rPr>
-            <w:color w:val="0000EE"/>
-            <w:u w:val="single"/>
-          </w:rPr>
-          <w:t>Mathayo 24–25</w:t>
-        </w:r>
-      </w:hyperlink>
+      <w:r>
+        <w:rPr>
+          <w:lang w:val="sw_KE" w:bidi="sw_KE"/>
+        </w:rPr>
+        <w:t>Mathayo 24–25</w:t>
+      </w:r>
       <w:r>
         <w:rPr>
           <w:lang w:val="sw_KE" w:bidi="sw_KE"/>
@@ -355,54 +337,36 @@
         </w:rPr>
         <w:t xml:space="preserve">Historia ya Israeli inaonyesha jinsi Mungu alivyotimiza ahadi yake ya baraka na laana.. Wakati Israeli walifuata agano lao na Mungu, aliwabariki. Walipoasi, aliwahukumu. Uasi wa Israeli umeelezwa katika </w:t>
       </w:r>
-      <w:hyperlink r:id="rId16">
-        <w:r>
-          <w:rPr>
-            <w:lang w:val="sw_KE" w:bidi="sw_KE"/>
-          </w:rPr>
-          <w:rPr>
-            <w:color w:val="0000EE"/>
-            <w:u w:val="single"/>
-          </w:rPr>
-          <w:t>2 Wafalme 17:7–20</w:t>
-        </w:r>
-      </w:hyperlink>
+      <w:r>
+        <w:rPr>
+          <w:lang w:val="sw_KE" w:bidi="sw_KE"/>
+        </w:rPr>
+        <w:t>2 Wafalme 17:7–20</w:t>
+      </w:r>
       <w:r>
         <w:rPr>
           <w:lang w:val="sw_KE" w:bidi="sw_KE"/>
         </w:rPr>
         <w:t>. Wakati Waisraeli walivunja amri mbili za kwanza, walikiuka agano lote (</w:t>
       </w:r>
-      <w:hyperlink r:id="rId17">
-        <w:r>
-          <w:rPr>
-            <w:lang w:val="sw_KE" w:bidi="sw_KE"/>
-          </w:rPr>
-          <w:rPr>
-            <w:color w:val="0000EE"/>
-            <w:u w:val="single"/>
-          </w:rPr>
-          <w:t>Kumbukumbu la Torati 5:7–10</w:t>
-        </w:r>
-      </w:hyperlink>
+      <w:r>
+        <w:rPr>
+          <w:lang w:val="sw_KE" w:bidi="sw_KE"/>
+        </w:rPr>
+        <w:t>Kumbukumbu la Torati 5:7–10</w:t>
+      </w:r>
       <w:r>
         <w:rPr>
           <w:lang w:val="sw_KE" w:bidi="sw_KE"/>
         </w:rPr>
         <w:t xml:space="preserve">). Uasi wao ulisababisha laana za </w:t>
       </w:r>
-      <w:hyperlink r:id="rId18">
-        <w:r>
-          <w:rPr>
-            <w:lang w:val="sw_KE" w:bidi="sw_KE"/>
-          </w:rPr>
-          <w:rPr>
-            <w:color w:val="0000EE"/>
-            <w:u w:val="single"/>
-          </w:rPr>
-          <w:t>Kumbukumbu la Torati 28</w:t>
-        </w:r>
-      </w:hyperlink>
+      <w:r>
+        <w:rPr>
+          <w:lang w:val="sw_KE" w:bidi="sw_KE"/>
+        </w:rPr>
+        <w:t>Kumbukumbu la Torati 28</w:t>
+      </w:r>
       <w:r>
         <w:rPr>
           <w:lang w:val="sw_KE" w:bidi="sw_KE"/>
@@ -432,144 +396,96 @@
           <w:lang w:val="sw_KE" w:bidi="sw_KE"/>
         </w:rPr>
       </w:r>
-      <w:hyperlink r:id="rId19">
-        <w:r>
-          <w:rPr>
-            <w:lang w:val="sw_KE" w:bidi="sw_KE"/>
-          </w:rPr>
-          <w:rPr>
-            <w:color w:val="0000EE"/>
-            <w:u w:val="single"/>
-          </w:rPr>
-          <w:t>Mwanzo 9:24–27</w:t>
-        </w:r>
-      </w:hyperlink>
+      <w:r>
+        <w:rPr>
+          <w:lang w:val="sw_KE" w:bidi="sw_KE"/>
+        </w:rPr>
+        <w:t>Mwanzo 9:24–27</w:t>
+      </w:r>
       <w:r>
         <w:rPr>
           <w:lang w:val="sw_KE" w:bidi="sw_KE"/>
         </w:rPr>
         <w:t xml:space="preserve">; </w:t>
       </w:r>
-      <w:hyperlink r:id="rId20">
-        <w:r>
-          <w:rPr>
-            <w:lang w:val="sw_KE" w:bidi="sw_KE"/>
-          </w:rPr>
-          <w:rPr>
-            <w:color w:val="0000EE"/>
-            <w:u w:val="single"/>
-          </w:rPr>
-          <w:t>Walawi 26:3–45</w:t>
-        </w:r>
-      </w:hyperlink>
+      <w:r>
+        <w:rPr>
+          <w:lang w:val="sw_KE" w:bidi="sw_KE"/>
+        </w:rPr>
+        <w:t>Walawi 26:3–45</w:t>
+      </w:r>
       <w:r>
         <w:rPr>
           <w:lang w:val="sw_KE" w:bidi="sw_KE"/>
         </w:rPr>
         <w:t xml:space="preserve">; </w:t>
       </w:r>
-      <w:hyperlink r:id="rId21">
-        <w:r>
-          <w:rPr>
-            <w:lang w:val="sw_KE" w:bidi="sw_KE"/>
-          </w:rPr>
-          <w:rPr>
-            <w:color w:val="0000EE"/>
-            <w:u w:val="single"/>
-          </w:rPr>
-          <w:t>Kumbukumbu la Torati 8:7–20</w:t>
-        </w:r>
-      </w:hyperlink>
+      <w:r>
+        <w:rPr>
+          <w:lang w:val="sw_KE" w:bidi="sw_KE"/>
+        </w:rPr>
+        <w:t>Kumbukumbu la Torati 8:7–20</w:t>
+      </w:r>
       <w:r>
         <w:rPr>
           <w:lang w:val="sw_KE" w:bidi="sw_KE"/>
         </w:rPr>
         <w:t xml:space="preserve">; </w:t>
       </w:r>
-      <w:hyperlink r:id="rId22">
-        <w:r>
-          <w:rPr>
-            <w:lang w:val="sw_KE" w:bidi="sw_KE"/>
-          </w:rPr>
-          <w:rPr>
-            <w:color w:val="0000EE"/>
-            <w:u w:val="single"/>
-          </w:rPr>
-          <w:t>11:29</w:t>
-        </w:r>
-      </w:hyperlink>
+      <w:r>
+        <w:rPr>
+          <w:lang w:val="sw_KE" w:bidi="sw_KE"/>
+        </w:rPr>
+        <w:t>11:29</w:t>
+      </w:r>
       <w:r>
         <w:rPr>
           <w:lang w:val="sw_KE" w:bidi="sw_KE"/>
         </w:rPr>
         <w:t xml:space="preserve">; </w:t>
       </w:r>
-      <w:hyperlink r:id="rId14">
-        <w:r>
-          <w:rPr>
-            <w:lang w:val="sw_KE" w:bidi="sw_KE"/>
-          </w:rPr>
-          <w:rPr>
-            <w:color w:val="0000EE"/>
-            <w:u w:val="single"/>
-          </w:rPr>
-          <w:t>Kumbukumbu la Torati 27:1–29:1</w:t>
-        </w:r>
-      </w:hyperlink>
+      <w:r>
+        <w:rPr>
+          <w:lang w:val="sw_KE" w:bidi="sw_KE"/>
+        </w:rPr>
+        <w:t>Kumbukumbu la Torati 27:1–29:1</w:t>
+      </w:r>
       <w:r>
         <w:rPr>
           <w:lang w:val="sw_KE" w:bidi="sw_KE"/>
         </w:rPr>
         <w:t xml:space="preserve">; </w:t>
       </w:r>
-      <w:hyperlink r:id="rId23">
-        <w:r>
-          <w:rPr>
-            <w:lang w:val="sw_KE" w:bidi="sw_KE"/>
-          </w:rPr>
-          <w:rPr>
-            <w:color w:val="0000EE"/>
-            <w:u w:val="single"/>
-          </w:rPr>
-          <w:t>Yoshua 8:33–35</w:t>
-        </w:r>
-      </w:hyperlink>
+      <w:r>
+        <w:rPr>
+          <w:lang w:val="sw_KE" w:bidi="sw_KE"/>
+        </w:rPr>
+        <w:t>Yoshua 8:33–35</w:t>
+      </w:r>
       <w:r>
         <w:rPr>
           <w:lang w:val="sw_KE" w:bidi="sw_KE"/>
         </w:rPr>
         <w:t xml:space="preserve">; </w:t>
       </w:r>
-      <w:hyperlink r:id="rId16">
-        <w:r>
-          <w:rPr>
-            <w:lang w:val="sw_KE" w:bidi="sw_KE"/>
-          </w:rPr>
-          <w:rPr>
-            <w:color w:val="0000EE"/>
-            <w:u w:val="single"/>
-          </w:rPr>
-          <w:t>2 Wafalme 17:7–20</w:t>
-        </w:r>
-      </w:hyperlink>
+      <w:r>
+        <w:rPr>
+          <w:lang w:val="sw_KE" w:bidi="sw_KE"/>
+        </w:rPr>
+        <w:t>2 Wafalme 17:7–20</w:t>
+      </w:r>
       <w:r>
         <w:rPr>
           <w:lang w:val="sw_KE" w:bidi="sw_KE"/>
         </w:rPr>
         <w:t xml:space="preserve">; </w:t>
       </w:r>
-      <w:hyperlink r:id="rId24">
-        <w:r>
-          <w:rPr>
-            <w:lang w:val="sw_KE" w:bidi="sw_KE"/>
-          </w:rPr>
-          <w:rPr>
-            <w:color w:val="0000EE"/>
-            <w:u w:val="single"/>
-          </w:rPr>
-          <w:t>2 Mambo ya Nyakati 36:17–21</w:t>
-        </w:r>
-      </w:hyperlink>
+      <w:r>
+        <w:rPr>
+          <w:lang w:val="sw_KE" w:bidi="sw_KE"/>
+        </w:rPr>
+        <w:t>2 Mambo ya Nyakati 36:17–21</w:t>
+      </w:r>
       <w:r>
         <w:rPr>
           <w:lang w:val="sw_KE" w:bidi="sw_KE"/>
